--- a/global-services-testing/wis2-global-services-testing-DRAFT.docx
+++ b/global-services-testing/wis2-global-services-testing-DRAFT.docx
@@ -33,7 +33,7 @@
         <w:pStyle w:val="Date"/>
       </w:pPr>
       <w:r>
-        <w:t xml:space="preserve">2026-01-20</w:t>
+        <w:t xml:space="preserve">2026-02-20</w:t>
       </w:r>
     </w:p>
     <w:p>
@@ -86,7 +86,7 @@
               <w:jc w:val="left"/>
             </w:pPr>
             <w:r>
-              <w:t xml:space="preserve">Date: 2026-01-20</w:t>
+              <w:t xml:space="preserve">Date: 2026-02-20</w:t>
             </w:r>
           </w:p>
         </w:tc>

--- a/global-services-testing/wis2-global-services-testing-DRAFT.docx
+++ b/global-services-testing/wis2-global-services-testing-DRAFT.docx
@@ -33,7 +33,7 @@
         <w:pStyle w:val="Date"/>
       </w:pPr>
       <w:r>
-        <w:t xml:space="preserve">2026-02-20</w:t>
+        <w:t xml:space="preserve">2026-03-13</w:t>
       </w:r>
     </w:p>
     <w:p>
@@ -86,7 +86,7 @@
               <w:jc w:val="left"/>
             </w:pPr>
             <w:r>
-              <w:t xml:space="preserve">Date: 2026-02-20</w:t>
+              <w:t xml:space="preserve">Date: 2026-03-13</w:t>
             </w:r>
           </w:p>
         </w:tc>
@@ -114,6 +114,30 @@
             <w:r>
               <w:t xml:space="preserve">Document status: DRAFT</w:t>
             </w:r>
+          </w:p>
+        </w:tc>
+      </w:tr>
+      <w:tr>
+        <w:tc>
+          <w:tcPr/>
+          <w:p>
+            <w:pPr>
+              <w:jc w:val="left"/>
+            </w:pPr>
+            <w:r>
+              <w:t xml:space="preserve">Revision history: see</w:t>
+            </w:r>
+            <w:r>
+              <w:t xml:space="preserve"> </w:t>
+            </w:r>
+            <w:hyperlink w:anchor="X7704236ba72ed8cc2b9a9e238d27c640b9b6528">
+              <w:r>
+                <w:rPr>
+                  <w:rStyle w:val="Hyperlink"/>
+                </w:rPr>
+                <w:t xml:space="preserve">Appendix A</w:t>
+              </w:r>
+            </w:hyperlink>
           </w:p>
         </w:tc>
       </w:tr>
